--- a/media/R4444/output_dir/测试内容充分性及测试方法有效性分析.docx
+++ b/media/R4444/output_dir/测试内容充分性及测试方法有效性分析.docx
@@ -47,7 +47,7 @@
           <w:rFonts w:hint="eastAsia"/>
           <w:szCs w:val="24"/>
         </w:rPr>
-        <w:t xml:space="preserve">静态分析1项、代码审查1项、文档审查1项、功能测试2项</w:t>
+        <w:t xml:space="preserve">静态分析1项、代码审查1项、文档审查1项、功能测试5项</w:t>
       </w:r>
       <w:r>
         <w:rPr>

--- a/media/R4444/output_dir/测试内容充分性及测试方法有效性分析.docx
+++ b/media/R4444/output_dir/测试内容充分性及测试方法有效性分析.docx
@@ -15,7 +15,7 @@
           <w:rFonts w:hint="eastAsia"/>
           <w:szCs w:val="24"/>
         </w:rPr>
-        <w:t xml:space="preserve">测试项目</w:t>
+        <w:t xml:space="preserve">测试项目【勿删】</w:t>
       </w:r>
       <w:r>
         <w:rPr>
